--- a/01. Hồ sơ đạo đức đề cương - MẪU/02. BB họp HĐ đạo đức.docx
+++ b/01. Hồ sơ đạo đức đề cương - MẪU/02. BB họp HĐ đạo đức.docx
@@ -764,14 +764,13 @@
           <w:bCs/>
           <w:sz w:val="28"/>
         </w:rPr>
-        <w:t>Tên đề tài:</w:t>
-      </w:r>
-      <w:r>
-        <w:rPr>
-          <w:rFonts w:ascii="Times New Roman" w:hAnsi="Times New Roman"/>
-          <w:sz w:val="28"/>
-        </w:rPr>
-        <w:t xml:space="preserve"> </w:t>
+        <w:t>Tên đề tài: {{TEN_DE_TAI}}.</w:t>
+      </w:r>
+      <w:r>
+        <w:rPr>
+          <w:rFonts w:ascii="Times New Roman" w:hAnsi="Times New Roman"/>
+          <w:sz w:val="28"/>
+        </w:rPr>
       </w:r>
       <w:r>
         <w:rPr>
@@ -779,7 +778,6 @@
           <w:bCs/>
           <w:sz w:val="28"/>
         </w:rPr>
-        <w:t>Đánh giá hiệu quả sản phẩm sữa dinh dưỡng pha sẵn KUN DOCTOR COLOSTRUM lên tình trạng dinh dưỡng, miễn dịch, tiêu hóa và giấc ngủ của trẻ từ 24 đến 72 tháng tuổi</w:t>
       </w:r>
       <w:r>
         <w:rPr>
@@ -787,7 +785,6 @@
           <w:bCs/>
           <w:sz w:val="28"/>
         </w:rPr>
-        <w:t>.</w:t>
       </w:r>
     </w:p>
     <w:p>
@@ -810,7 +807,7 @@
           <w:sz w:val="28"/>
           <w:lang w:val="fr-FR"/>
         </w:rPr>
-        <w:t>Chủ nhiệm</w:t>
+        <w:t>Chủ nhiệm đề tài: {{CHU_NHIEM_HO_TEN}}</w:t>
       </w:r>
       <w:r>
         <w:rPr>
@@ -819,7 +816,6 @@
           <w:iCs/>
           <w:sz w:val="28"/>
         </w:rPr>
-        <w:t xml:space="preserve"> đề tài</w:t>
       </w:r>
       <w:r>
         <w:rPr>
@@ -829,7 +825,6 @@
           <w:sz w:val="28"/>
           <w:lang w:val="fr-FR"/>
         </w:rPr>
-        <w:t>:</w:t>
       </w:r>
       <w:r>
         <w:rPr>
@@ -838,7 +833,6 @@
           <w:iCs/>
           <w:sz w:val="28"/>
         </w:rPr>
-        <w:t xml:space="preserve"> </w:t>
       </w:r>
       <w:r>
         <w:rPr>
@@ -848,7 +842,6 @@
           <w:sz w:val="28"/>
           <w:lang w:val="fr-FR"/>
         </w:rPr>
-        <w:t>Ts. Bs. Trương Hồng Sơn</w:t>
       </w:r>
     </w:p>
     <w:p>
@@ -867,7 +860,7 @@
           <w:bCs/>
           <w:sz w:val="28"/>
         </w:rPr>
-        <w:t xml:space="preserve">Cơ quan </w:t>
+        <w:t>Cơ quan thực hiện đề tài: {{DON_VI_CHU_TRI}}</w:t>
       </w:r>
       <w:r>
         <w:rPr>
@@ -876,7 +869,6 @@
           <w:bCs/>
           <w:sz w:val="28"/>
         </w:rPr>
-        <w:t xml:space="preserve">thực hiện </w:t>
       </w:r>
       <w:r>
         <w:rPr>
@@ -885,21 +877,18 @@
           <w:bCs/>
           <w:sz w:val="28"/>
         </w:rPr>
-        <w:t>đề tài:</w:t>
-      </w:r>
-      <w:r>
-        <w:rPr>
-          <w:rFonts w:ascii="Times New Roman" w:hAnsi="Times New Roman"/>
-          <w:sz w:val="28"/>
-        </w:rPr>
-        <w:t xml:space="preserve"> </w:t>
-      </w:r>
-      <w:r>
-        <w:rPr>
-          <w:rFonts w:ascii="Times New Roman" w:hAnsi="Times New Roman"/>
-          <w:sz w:val="28"/>
-        </w:rPr>
-        <w:t>Viện Y học ứng dụng Việt Nam</w:t>
+      </w:r>
+      <w:r>
+        <w:rPr>
+          <w:rFonts w:ascii="Times New Roman" w:hAnsi="Times New Roman"/>
+          <w:sz w:val="28"/>
+        </w:rPr>
+      </w:r>
+      <w:r>
+        <w:rPr>
+          <w:rFonts w:ascii="Times New Roman" w:hAnsi="Times New Roman"/>
+          <w:sz w:val="28"/>
+        </w:rPr>
       </w:r>
     </w:p>
     <w:p>

--- a/01. Hồ sơ đạo đức đề cương - MẪU/02. BB họp HĐ đạo đức.docx
+++ b/01. Hồ sơ đạo đức đề cương - MẪU/02. BB họp HĐ đạo đức.docx
@@ -1,6 +1,6 @@
 
 <file path=word/document.xml><?xml version="1.0" encoding="utf-8"?>
-<w:document xmlns:wpc="http://schemas.microsoft.com/office/word/2010/wordprocessingCanvas" xmlns:cx="http://schemas.microsoft.com/office/drawing/2014/chartex" xmlns:cx1="http://schemas.microsoft.com/office/drawing/2015/9/8/chartex" xmlns:cx2="http://schemas.microsoft.com/office/drawing/2015/10/21/chartex" xmlns:cx3="http://schemas.microsoft.com/office/drawing/2016/5/9/chartex" xmlns:cx4="http://schemas.microsoft.com/office/drawing/2016/5/10/chartex" xmlns:cx5="http://schemas.microsoft.com/office/drawing/2016/5/11/chartex" xmlns:cx6="http://schemas.microsoft.com/office/drawing/2016/5/12/chartex" xmlns:cx7="http://schemas.microsoft.com/office/drawing/2016/5/13/chartex" xmlns:cx8="http://schemas.microsoft.com/office/drawing/2016/5/14/chartex" xmlns:mc="http://schemas.openxmlformats.org/markup-compatibility/2006" xmlns:aink="http://schemas.microsoft.com/office/drawing/2016/ink" xmlns:am3d="http://schemas.microsoft.com/office/drawing/2017/model3d" xmlns:o="urn:schemas-microsoft-com:office:office" xmlns:oel="http://schemas.microsoft.com/office/2019/extlst" xmlns:r="http://schemas.openxmlformats.org/officeDocument/2006/relationships" xmlns:m="http://schemas.openxmlformats.org/officeDocument/2006/math" xmlns:v="urn:schemas-microsoft-com:vml" xmlns:wp14="http://schemas.microsoft.com/office/word/2010/wordprocessingDrawing" xmlns:wp="http://schemas.openxmlformats.org/drawingml/2006/wordprocessingDrawing" xmlns:w10="urn:schemas-microsoft-com:office:word" xmlns:w="http://schemas.openxmlformats.org/wordprocessingml/2006/main" xmlns:w14="http://schemas.microsoft.com/office/word/2010/wordml" xmlns:w15="http://schemas.microsoft.com/office/word/2012/wordml" xmlns:w16cex="http://schemas.microsoft.com/office/word/2018/wordml/cex" xmlns:w16cid="http://schemas.microsoft.com/office/word/2016/wordml/cid" xmlns:w16="http://schemas.microsoft.com/office/word/2018/wordml" xmlns:w16du="http://schemas.microsoft.com/office/word/2023/wordml/word16du" xmlns:w16sdtdh="http://schemas.microsoft.com/office/word/2020/wordml/sdtdatahash" xmlns:w16se="http://schemas.microsoft.com/office/word/2015/wordml/symex" xmlns:wpg="http://schemas.microsoft.com/office/word/2010/wordprocessingGroup" xmlns:wpi="http://schemas.microsoft.com/office/word/2010/wordprocessingInk" xmlns:wne="http://schemas.microsoft.com/office/word/2006/wordml" xmlns:wps="http://schemas.microsoft.com/office/word/2010/wordprocessingShape" mc:Ignorable="w14 w15 w16se w16cid w16 w16cex w16sdtdh w16du wp14">
+<w:document xmlns:wpc="http://schemas.microsoft.com/office/word/2010/wordprocessingCanvas" xmlns:cx="http://schemas.microsoft.com/office/drawing/2014/chartex" xmlns:cx1="http://schemas.microsoft.com/office/drawing/2015/9/8/chartex" xmlns:cx2="http://schemas.microsoft.com/office/drawing/2015/10/21/chartex" xmlns:cx3="http://schemas.microsoft.com/office/drawing/2016/5/9/chartex" xmlns:cx4="http://schemas.microsoft.com/office/drawing/2016/5/10/chartex" xmlns:cx5="http://schemas.microsoft.com/office/drawing/2016/5/11/chartex" xmlns:cx6="http://schemas.microsoft.com/office/drawing/2016/5/12/chartex" xmlns:cx7="http://schemas.microsoft.com/office/drawing/2016/5/13/chartex" xmlns:cx8="http://schemas.microsoft.com/office/drawing/2016/5/14/chartex" xmlns:mc="http://schemas.openxmlformats.org/markup-compatibility/2006" xmlns:aink="http://schemas.microsoft.com/office/drawing/2016/ink" xmlns:am3d="http://schemas.microsoft.com/office/drawing/2017/model3d" xmlns:o="urn:schemas-microsoft-com:office:office" xmlns:oel="http://schemas.microsoft.com/office/2019/extlst" xmlns:r="http://schemas.openxmlformats.org/officeDocument/2006/relationships" xmlns:m="http://schemas.openxmlformats.org/officeDocument/2006/math" xmlns:v="urn:schemas-microsoft-com:vml" xmlns:wp14="http://schemas.microsoft.com/office/word/2010/wordprocessingDrawing" xmlns:wp="http://schemas.openxmlformats.org/drawingml/2006/wordprocessingDrawing" xmlns:w10="urn:schemas-microsoft-com:office:word" xmlns:w="http://schemas.openxmlformats.org/wordprocessingml/2006/main" xmlns:w14="http://schemas.microsoft.com/office/word/2010/wordml" xmlns:w15="http://schemas.microsoft.com/office/word/2012/wordml" xmlns:w16cex="http://schemas.microsoft.com/office/word/2018/wordml/cex" xmlns:w16cid="http://schemas.microsoft.com/office/word/2016/wordml/cid" xmlns:w16="http://schemas.microsoft.com/office/word/2018/wordml" xmlns:w16du="http://schemas.microsoft.com/office/word/2023/wordml/word16du" xmlns:w16sdtdh="http://schemas.microsoft.com/office/word/2020/wordml/sdtdatahash" xmlns:w16sdtfl="http://schemas.microsoft.com/office/word/2024/wordml/sdtformatlock" xmlns:w16se="http://schemas.microsoft.com/office/word/2015/wordml/symex" xmlns:wpg="http://schemas.microsoft.com/office/word/2010/wordprocessingGroup" xmlns:wpi="http://schemas.microsoft.com/office/word/2010/wordprocessingInk" xmlns:wne="http://schemas.microsoft.com/office/word/2006/wordml" xmlns:wps="http://schemas.microsoft.com/office/word/2010/wordprocessingShape" mc:Ignorable="w14 w15 w16se w16cid w16 w16cex w16sdtdh w16sdtfl w16du wp14">
   <w:body>
     <w:tbl>
       <w:tblPr>
@@ -23,7 +23,6 @@
         <w:tc>
           <w:tcPr>
             <w:tcW w:w="2293" w:type="pct"/>
-            <w:shd w:val="clear" w:color="auto" w:fill="auto"/>
             <w:tcMar>
               <w:top w:w="0" w:type="dxa"/>
               <w:left w:w="108" w:type="dxa"/>
@@ -56,7 +55,6 @@
         <w:tc>
           <w:tcPr>
             <w:tcW w:w="2707" w:type="pct"/>
-            <w:shd w:val="clear" w:color="auto" w:fill="auto"/>
             <w:tcMar>
               <w:top w:w="0" w:type="dxa"/>
               <w:left w:w="108" w:type="dxa"/>
@@ -92,7 +90,6 @@
         <w:tc>
           <w:tcPr>
             <w:tcW w:w="2293" w:type="pct"/>
-            <w:shd w:val="clear" w:color="auto" w:fill="auto"/>
             <w:tcMar>
               <w:top w:w="0" w:type="dxa"/>
               <w:left w:w="108" w:type="dxa"/>
@@ -124,7 +121,6 @@
         <w:tc>
           <w:tcPr>
             <w:tcW w:w="2707" w:type="pct"/>
-            <w:shd w:val="clear" w:color="auto" w:fill="auto"/>
             <w:tcMar>
               <w:top w:w="0" w:type="dxa"/>
               <w:left w:w="108" w:type="dxa"/>
@@ -764,13 +760,14 @@
           <w:bCs/>
           <w:sz w:val="28"/>
         </w:rPr>
-        <w:t>Tên đề tài: {{TEN_DE_TAI}}.</w:t>
-      </w:r>
-      <w:r>
-        <w:rPr>
-          <w:rFonts w:ascii="Times New Roman" w:hAnsi="Times New Roman"/>
-          <w:sz w:val="28"/>
-        </w:rPr>
+        <w:t>Tên đề tài:</w:t>
+      </w:r>
+      <w:r>
+        <w:rPr>
+          <w:rFonts w:ascii="Times New Roman" w:hAnsi="Times New Roman"/>
+          <w:sz w:val="28"/>
+        </w:rPr>
+        <w:t xml:space="preserve"> </w:t>
       </w:r>
       <w:r>
         <w:rPr>
@@ -778,6 +775,7 @@
           <w:bCs/>
           <w:sz w:val="28"/>
         </w:rPr>
+        <w:t>{{TEN_DE_TAI}}</w:t>
       </w:r>
       <w:r>
         <w:rPr>
@@ -785,6 +783,7 @@
           <w:bCs/>
           <w:sz w:val="28"/>
         </w:rPr>
+        <w:t>.</w:t>
       </w:r>
     </w:p>
     <w:p>
@@ -809,40 +808,6 @@
         </w:rPr>
         <w:t>Chủ nhiệm đề tài: {{CHU_NHIEM_HO_TEN}}</w:t>
       </w:r>
-      <w:r>
-        <w:rPr>
-          <w:rFonts w:ascii="Times New Roman" w:hAnsi="Times New Roman"/>
-          <w:b/>
-          <w:iCs/>
-          <w:sz w:val="28"/>
-        </w:rPr>
-      </w:r>
-      <w:r>
-        <w:rPr>
-          <w:rFonts w:ascii="Times New Roman" w:hAnsi="Times New Roman"/>
-          <w:b/>
-          <w:iCs/>
-          <w:sz w:val="28"/>
-          <w:lang w:val="fr-FR"/>
-        </w:rPr>
-      </w:r>
-      <w:r>
-        <w:rPr>
-          <w:rFonts w:ascii="Times New Roman" w:hAnsi="Times New Roman"/>
-          <w:bCs/>
-          <w:iCs/>
-          <w:sz w:val="28"/>
-        </w:rPr>
-      </w:r>
-      <w:r>
-        <w:rPr>
-          <w:rFonts w:ascii="Times New Roman" w:hAnsi="Times New Roman"/>
-          <w:bCs/>
-          <w:iCs/>
-          <w:sz w:val="28"/>
-          <w:lang w:val="fr-FR"/>
-        </w:rPr>
-      </w:r>
     </w:p>
     <w:p>
       <w:pPr>
@@ -861,34 +826,6 @@
           <w:sz w:val="28"/>
         </w:rPr>
         <w:t>Cơ quan thực hiện đề tài: {{DON_VI_CHU_TRI}}</w:t>
-      </w:r>
-      <w:r>
-        <w:rPr>
-          <w:rFonts w:ascii="Times New Roman" w:hAnsi="Times New Roman"/>
-          <w:b/>
-          <w:bCs/>
-          <w:sz w:val="28"/>
-        </w:rPr>
-      </w:r>
-      <w:r>
-        <w:rPr>
-          <w:rFonts w:ascii="Times New Roman" w:hAnsi="Times New Roman"/>
-          <w:b/>
-          <w:bCs/>
-          <w:sz w:val="28"/>
-        </w:rPr>
-      </w:r>
-      <w:r>
-        <w:rPr>
-          <w:rFonts w:ascii="Times New Roman" w:hAnsi="Times New Roman"/>
-          <w:sz w:val="28"/>
-        </w:rPr>
-      </w:r>
-      <w:r>
-        <w:rPr>
-          <w:rFonts w:ascii="Times New Roman" w:hAnsi="Times New Roman"/>
-          <w:sz w:val="28"/>
-        </w:rPr>
       </w:r>
     </w:p>
     <w:p>
@@ -1740,7 +1677,6 @@
           <w:rFonts w:ascii="Times New Roman" w:hAnsi="Times New Roman"/>
           <w:sz w:val="28"/>
         </w:rPr>
-        <w:lastRenderedPageBreak/>
         <w:t xml:space="preserve">3. Kết quả đánh giá khía cạnh đạo đức của nghiên cứu: </w:t>
       </w:r>
     </w:p>
@@ -1988,7 +1924,6 @@
               <w:tl2br w:val="nil"/>
               <w:tr2bl w:val="nil"/>
             </w:tcBorders>
-            <w:shd w:val="clear" w:color="auto" w:fill="auto"/>
             <w:tcMar>
               <w:top w:w="0" w:type="dxa"/>
               <w:left w:w="108" w:type="dxa"/>
@@ -2037,7 +1972,6 @@
               <w:tl2br w:val="nil"/>
               <w:tr2bl w:val="nil"/>
             </w:tcBorders>
-            <w:shd w:val="clear" w:color="auto" w:fill="auto"/>
             <w:tcMar>
               <w:top w:w="0" w:type="dxa"/>
               <w:left w:w="108" w:type="dxa"/>
@@ -2107,7 +2041,7 @@
 </file>
 
 <file path=word/numbering.xml><?xml version="1.0" encoding="utf-8"?>
-<w:numbering xmlns:wpc="http://schemas.microsoft.com/office/word/2010/wordprocessingCanvas" xmlns:cx="http://schemas.microsoft.com/office/drawing/2014/chartex" xmlns:cx1="http://schemas.microsoft.com/office/drawing/2015/9/8/chartex" xmlns:cx2="http://schemas.microsoft.com/office/drawing/2015/10/21/chartex" xmlns:cx3="http://schemas.microsoft.com/office/drawing/2016/5/9/chartex" xmlns:cx4="http://schemas.microsoft.com/office/drawing/2016/5/10/chartex" xmlns:cx5="http://schemas.microsoft.com/office/drawing/2016/5/11/chartex" xmlns:cx6="http://schemas.microsoft.com/office/drawing/2016/5/12/chartex" xmlns:cx7="http://schemas.microsoft.com/office/drawing/2016/5/13/chartex" xmlns:cx8="http://schemas.microsoft.com/office/drawing/2016/5/14/chartex" xmlns:mc="http://schemas.openxmlformats.org/markup-compatibility/2006" xmlns:aink="http://schemas.microsoft.com/office/drawing/2016/ink" xmlns:am3d="http://schemas.microsoft.com/office/drawing/2017/model3d" xmlns:o="urn:schemas-microsoft-com:office:office" xmlns:oel="http://schemas.microsoft.com/office/2019/extlst" xmlns:r="http://schemas.openxmlformats.org/officeDocument/2006/relationships" xmlns:m="http://schemas.openxmlformats.org/officeDocument/2006/math" xmlns:v="urn:schemas-microsoft-com:vml" xmlns:wp14="http://schemas.microsoft.com/office/word/2010/wordprocessingDrawing" xmlns:wp="http://schemas.openxmlformats.org/drawingml/2006/wordprocessingDrawing" xmlns:w10="urn:schemas-microsoft-com:office:word" xmlns:w="http://schemas.openxmlformats.org/wordprocessingml/2006/main" xmlns:w14="http://schemas.microsoft.com/office/word/2010/wordml" xmlns:w15="http://schemas.microsoft.com/office/word/2012/wordml" xmlns:w16cex="http://schemas.microsoft.com/office/word/2018/wordml/cex" xmlns:w16cid="http://schemas.microsoft.com/office/word/2016/wordml/cid" xmlns:w16="http://schemas.microsoft.com/office/word/2018/wordml" xmlns:w16du="http://schemas.microsoft.com/office/word/2023/wordml/word16du" xmlns:w16sdtdh="http://schemas.microsoft.com/office/word/2020/wordml/sdtdatahash" xmlns:w16se="http://schemas.microsoft.com/office/word/2015/wordml/symex" xmlns:wpg="http://schemas.microsoft.com/office/word/2010/wordprocessingGroup" xmlns:wpi="http://schemas.microsoft.com/office/word/2010/wordprocessingInk" xmlns:wne="http://schemas.microsoft.com/office/word/2006/wordml" xmlns:wps="http://schemas.microsoft.com/office/word/2010/wordprocessingShape" mc:Ignorable="w14 w15 w16se w16cid w16 w16cex w16sdtdh w16du wp14">
+<w:numbering xmlns:wpc="http://schemas.microsoft.com/office/word/2010/wordprocessingCanvas" xmlns:cx="http://schemas.microsoft.com/office/drawing/2014/chartex" xmlns:cx1="http://schemas.microsoft.com/office/drawing/2015/9/8/chartex" xmlns:cx2="http://schemas.microsoft.com/office/drawing/2015/10/21/chartex" xmlns:cx3="http://schemas.microsoft.com/office/drawing/2016/5/9/chartex" xmlns:cx4="http://schemas.microsoft.com/office/drawing/2016/5/10/chartex" xmlns:cx5="http://schemas.microsoft.com/office/drawing/2016/5/11/chartex" xmlns:cx6="http://schemas.microsoft.com/office/drawing/2016/5/12/chartex" xmlns:cx7="http://schemas.microsoft.com/office/drawing/2016/5/13/chartex" xmlns:cx8="http://schemas.microsoft.com/office/drawing/2016/5/14/chartex" xmlns:mc="http://schemas.openxmlformats.org/markup-compatibility/2006" xmlns:aink="http://schemas.microsoft.com/office/drawing/2016/ink" xmlns:am3d="http://schemas.microsoft.com/office/drawing/2017/model3d" xmlns:o="urn:schemas-microsoft-com:office:office" xmlns:oel="http://schemas.microsoft.com/office/2019/extlst" xmlns:r="http://schemas.openxmlformats.org/officeDocument/2006/relationships" xmlns:m="http://schemas.openxmlformats.org/officeDocument/2006/math" xmlns:v="urn:schemas-microsoft-com:vml" xmlns:wp14="http://schemas.microsoft.com/office/word/2010/wordprocessingDrawing" xmlns:wp="http://schemas.openxmlformats.org/drawingml/2006/wordprocessingDrawing" xmlns:w10="urn:schemas-microsoft-com:office:word" xmlns:w="http://schemas.openxmlformats.org/wordprocessingml/2006/main" xmlns:w14="http://schemas.microsoft.com/office/word/2010/wordml" xmlns:w15="http://schemas.microsoft.com/office/word/2012/wordml" xmlns:w16cex="http://schemas.microsoft.com/office/word/2018/wordml/cex" xmlns:w16cid="http://schemas.microsoft.com/office/word/2016/wordml/cid" xmlns:w16="http://schemas.microsoft.com/office/word/2018/wordml" xmlns:w16du="http://schemas.microsoft.com/office/word/2023/wordml/word16du" xmlns:w16sdtdh="http://schemas.microsoft.com/office/word/2020/wordml/sdtdatahash" xmlns:w16sdtfl="http://schemas.microsoft.com/office/word/2024/wordml/sdtformatlock" xmlns:w16se="http://schemas.microsoft.com/office/word/2015/wordml/symex" xmlns:wpg="http://schemas.microsoft.com/office/word/2010/wordprocessingGroup" xmlns:wpi="http://schemas.microsoft.com/office/word/2010/wordprocessingInk" xmlns:wne="http://schemas.microsoft.com/office/word/2006/wordml" xmlns:wps="http://schemas.microsoft.com/office/word/2010/wordprocessingShape" mc:Ignorable="w14 w15 w16se w16cid w16 w16cex w16sdtdh w16sdtfl w16du wp14">
   <w:abstractNum w:abstractNumId="0" w15:restartNumberingAfterBreak="0">
     <w:nsid w:val="3E091D45"/>
     <w:multiLevelType w:val="hybridMultilevel"/>
@@ -2320,7 +2254,7 @@
 </file>
 
 <file path=word/styles.xml><?xml version="1.0" encoding="utf-8"?>
-<w:styles xmlns:mc="http://schemas.openxmlformats.org/markup-compatibility/2006" xmlns:r="http://schemas.openxmlformats.org/officeDocument/2006/relationships" xmlns:w="http://schemas.openxmlformats.org/wordprocessingml/2006/main" xmlns:w14="http://schemas.microsoft.com/office/word/2010/wordml" xmlns:w15="http://schemas.microsoft.com/office/word/2012/wordml" xmlns:w16cex="http://schemas.microsoft.com/office/word/2018/wordml/cex" xmlns:w16cid="http://schemas.microsoft.com/office/word/2016/wordml/cid" xmlns:w16="http://schemas.microsoft.com/office/word/2018/wordml" xmlns:w16du="http://schemas.microsoft.com/office/word/2023/wordml/word16du" xmlns:w16sdtdh="http://schemas.microsoft.com/office/word/2020/wordml/sdtdatahash" xmlns:w16se="http://schemas.microsoft.com/office/word/2015/wordml/symex" mc:Ignorable="w14 w15 w16se w16cid w16 w16cex w16sdtdh w16du">
+<w:styles xmlns:mc="http://schemas.openxmlformats.org/markup-compatibility/2006" xmlns:r="http://schemas.openxmlformats.org/officeDocument/2006/relationships" xmlns:w="http://schemas.openxmlformats.org/wordprocessingml/2006/main" xmlns:w14="http://schemas.microsoft.com/office/word/2010/wordml" xmlns:w15="http://schemas.microsoft.com/office/word/2012/wordml" xmlns:w16cex="http://schemas.microsoft.com/office/word/2018/wordml/cex" xmlns:w16cid="http://schemas.microsoft.com/office/word/2016/wordml/cid" xmlns:w16="http://schemas.microsoft.com/office/word/2018/wordml" xmlns:w16du="http://schemas.microsoft.com/office/word/2023/wordml/word16du" xmlns:w16sdtdh="http://schemas.microsoft.com/office/word/2020/wordml/sdtdatahash" xmlns:w16sdtfl="http://schemas.microsoft.com/office/word/2024/wordml/sdtformatlock" xmlns:w16se="http://schemas.microsoft.com/office/word/2015/wordml/symex" mc:Ignorable="w14 w15 w16se w16cid w16 w16cex w16sdtdh w16sdtfl w16du">
   <w:docDefaults>
     <w:rPrDefault>
       <w:rPr>
@@ -3122,6 +3056,21 @@
 </file>
 
 <file path=customXml/item1.xml><?xml version="1.0" encoding="utf-8"?>
+<p:properties xmlns:p="http://schemas.microsoft.com/office/2006/metadata/properties" xmlns:xsi="http://www.w3.org/2001/XMLSchema-instance" xmlns:pc="http://schemas.microsoft.com/office/infopath/2007/PartnerControls">
+  <documentManagement/>
+</p:properties>
+</file>
+
+<file path=customXml/item2.xml><?xml version="1.0" encoding="utf-8"?>
+<?mso-contentType ?>
+<FormTemplates xmlns="http://schemas.microsoft.com/sharepoint/v3/contenttype/forms">
+  <Display>DocumentLibraryForm</Display>
+  <Edit>DocumentLibraryForm</Edit>
+  <New>DocumentLibraryForm</New>
+</FormTemplates>
+</file>
+
+<file path=customXml/item3.xml><?xml version="1.0" encoding="utf-8"?>
 <ct:contentTypeSchema xmlns:ct="http://schemas.microsoft.com/office/2006/metadata/contentType" xmlns:ma="http://schemas.microsoft.com/office/2006/metadata/properties/metaAttributes" ct:_="" ma:_="" ma:contentTypeName="Unknown Document Type" ma:contentTypeID="0x010104" ma:contentTypeVersion="0" ma:contentTypeDescription="" ma:contentTypeScope="" ma:versionID="05d83ceaa0bbd2e3bc716e6e66bd857a">
   <xsd:schema xmlns:xsd="http://www.w3.org/2001/XMLSchema" xmlns:xs="http://www.w3.org/2001/XMLSchema" xmlns:p="http://schemas.microsoft.com/office/2006/metadata/properties" targetNamespace="http://schemas.microsoft.com/office/2006/metadata/properties" ma:root="true" ma:fieldsID="b3d69fe45253d5ff147bb69036b756a7">
     <xsd:element name="properties">
@@ -3235,32 +3184,10 @@
 </ct:contentTypeSchema>
 </file>
 
-<file path=customXml/item2.xml><?xml version="1.0" encoding="utf-8"?>
-<?mso-contentType ?>
-<FormTemplates xmlns="http://schemas.microsoft.com/sharepoint/v3/contenttype/forms">
-  <Display>DocumentLibraryForm</Display>
-  <Edit>DocumentLibraryForm</Edit>
-  <New>DocumentLibraryForm</New>
-</FormTemplates>
-</file>
-
-<file path=customXml/item3.xml><?xml version="1.0" encoding="utf-8"?>
-<p:properties xmlns:p="http://schemas.microsoft.com/office/2006/metadata/properties" xmlns:xsi="http://www.w3.org/2001/XMLSchema-instance" xmlns:pc="http://schemas.microsoft.com/office/infopath/2007/PartnerControls">
-  <documentManagement/>
-</p:properties>
-</file>
-
 <file path=customXml/itemProps1.xml><?xml version="1.0" encoding="utf-8"?>
-<ds:datastoreItem xmlns:ds="http://schemas.openxmlformats.org/officeDocument/2006/customXml" ds:itemID="{F822F2CD-2FB7-4911-AD41-CB7B5DFC7649}">
+<ds:datastoreItem xmlns:ds="http://schemas.openxmlformats.org/officeDocument/2006/customXml" ds:itemID="{0CF39B12-9609-4D06-9F61-7ACE48D64AE3}">
   <ds:schemaRefs>
-    <ds:schemaRef ds:uri="http://schemas.microsoft.com/office/2006/metadata/contentType"/>
-    <ds:schemaRef ds:uri="http://schemas.microsoft.com/office/2006/metadata/properties/metaAttributes"/>
-    <ds:schemaRef ds:uri="http://www.w3.org/2001/XMLSchema"/>
     <ds:schemaRef ds:uri="http://schemas.microsoft.com/office/2006/metadata/properties"/>
-    <ds:schemaRef ds:uri="http://schemas.openxmlformats.org/package/2006/metadata/core-properties"/>
-    <ds:schemaRef ds:uri="http://purl.org/dc/elements/1.1/"/>
-    <ds:schemaRef ds:uri="http://purl.org/dc/terms/"/>
-    <ds:schemaRef ds:uri="http://schemas.microsoft.com/internal/obd"/>
     <ds:schemaRef ds:uri="http://schemas.microsoft.com/office/infopath/2007/PartnerControls"/>
   </ds:schemaRefs>
 </ds:datastoreItem>
@@ -3275,9 +3202,16 @@
 </file>
 
 <file path=customXml/itemProps3.xml><?xml version="1.0" encoding="utf-8"?>
-<ds:datastoreItem xmlns:ds="http://schemas.openxmlformats.org/officeDocument/2006/customXml" ds:itemID="{0CF39B12-9609-4D06-9F61-7ACE48D64AE3}">
+<ds:datastoreItem xmlns:ds="http://schemas.openxmlformats.org/officeDocument/2006/customXml" ds:itemID="{F822F2CD-2FB7-4911-AD41-CB7B5DFC7649}">
   <ds:schemaRefs>
+    <ds:schemaRef ds:uri="http://schemas.microsoft.com/office/2006/metadata/contentType"/>
+    <ds:schemaRef ds:uri="http://schemas.microsoft.com/office/2006/metadata/properties/metaAttributes"/>
+    <ds:schemaRef ds:uri="http://www.w3.org/2001/XMLSchema"/>
     <ds:schemaRef ds:uri="http://schemas.microsoft.com/office/2006/metadata/properties"/>
+    <ds:schemaRef ds:uri="http://schemas.openxmlformats.org/package/2006/metadata/core-properties"/>
+    <ds:schemaRef ds:uri="http://purl.org/dc/elements/1.1/"/>
+    <ds:schemaRef ds:uri="http://purl.org/dc/terms/"/>
+    <ds:schemaRef ds:uri="http://schemas.microsoft.com/internal/obd"/>
     <ds:schemaRef ds:uri="http://schemas.microsoft.com/office/infopath/2007/PartnerControls"/>
   </ds:schemaRefs>
 </ds:datastoreItem>

--- a/01. Hồ sơ đạo đức đề cương - MẪU/02. BB họp HĐ đạo đức.docx
+++ b/01. Hồ sơ đạo đức đề cương - MẪU/02. BB họp HĐ đạo đức.docx
@@ -806,7 +806,45 @@
           <w:sz w:val="28"/>
           <w:lang w:val="fr-FR"/>
         </w:rPr>
-        <w:t>Chủ nhiệm đề tài: {{CHU_NHIEM_HO_TEN}}</w:t>
+        <w:t>Chủ nhiệm</w:t>
+      </w:r>
+      <w:r>
+        <w:rPr>
+          <w:rFonts w:ascii="Times New Roman" w:hAnsi="Times New Roman"/>
+          <w:b/>
+          <w:iCs/>
+          <w:sz w:val="28"/>
+        </w:rPr>
+        <w:t xml:space="preserve"> đề tài</w:t>
+      </w:r>
+      <w:r>
+        <w:rPr>
+          <w:rFonts w:ascii="Times New Roman" w:hAnsi="Times New Roman"/>
+          <w:b/>
+          <w:iCs/>
+          <w:sz w:val="28"/>
+          <w:lang w:val="fr-FR"/>
+        </w:rPr>
+        <w:t>:</w:t>
+      </w:r>
+      <w:r>
+        <w:rPr>
+          <w:rFonts w:ascii="Times New Roman" w:hAnsi="Times New Roman"/>
+          <w:bCs/>
+          <w:iCs/>
+          <w:sz w:val="28"/>
+        </w:rPr>
+        <w:t xml:space="preserve"> </w:t>
+      </w:r>
+      <w:r>
+        <w:rPr>
+          <w:rFonts w:ascii="Times New Roman" w:hAnsi="Times New Roman"/>
+          <w:bCs/>
+          <w:iCs/>
+          <w:sz w:val="28"/>
+          <w:lang w:val="fr-FR"/>
+        </w:rPr>
+        <w:t>{{CHU_NHIEM_HO_TEN}}</w:t>
       </w:r>
     </w:p>
     <w:p>

--- a/01. Hồ sơ đạo đức đề cương - MẪU/02. BB họp HĐ đạo đức.docx
+++ b/01. Hồ sơ đạo đức đề cương - MẪU/02. BB họp HĐ đạo đức.docx
@@ -450,127 +450,7 @@
           <w:rFonts w:ascii="Times New Roman" w:hAnsi="Times New Roman"/>
           <w:sz w:val="28"/>
         </w:rPr>
-        <w:t xml:space="preserve">Căn cứ Quyết định số: </w:t>
-      </w:r>
-      <w:r>
-        <w:rPr>
-          <w:rFonts w:ascii="Times New Roman" w:hAnsi="Times New Roman"/>
-          <w:sz w:val="28"/>
-          <w:szCs w:val="28"/>
-        </w:rPr>
-        <w:t>04</w:t>
-      </w:r>
-      <w:r>
-        <w:rPr>
-          <w:rFonts w:ascii="Times New Roman" w:hAnsi="Times New Roman"/>
-          <w:sz w:val="28"/>
-        </w:rPr>
-        <w:t>/QĐ-YHUD/</w:t>
-      </w:r>
-      <w:r>
-        <w:rPr>
-          <w:rFonts w:ascii="Times New Roman" w:hAnsi="Times New Roman"/>
-          <w:sz w:val="28"/>
-        </w:rPr>
-        <w:t>2024</w:t>
-      </w:r>
-      <w:r>
-        <w:rPr>
-          <w:rFonts w:ascii="Times New Roman" w:hAnsi="Times New Roman"/>
-          <w:sz w:val="28"/>
-        </w:rPr>
-        <w:t xml:space="preserve"> </w:t>
-      </w:r>
-      <w:r>
-        <w:rPr>
-          <w:rFonts w:ascii="Times New Roman" w:hAnsi="Times New Roman"/>
-          <w:sz w:val="28"/>
-        </w:rPr>
-        <w:t>ng</w:t>
-      </w:r>
-      <w:r>
-        <w:rPr>
-          <w:rFonts w:ascii="Times New Roman" w:hAnsi="Times New Roman"/>
-          <w:sz w:val="28"/>
-        </w:rPr>
-        <w:t>ày</w:t>
-      </w:r>
-      <w:r>
-        <w:rPr>
-          <w:rFonts w:ascii="Times New Roman" w:hAnsi="Times New Roman"/>
-          <w:sz w:val="28"/>
-        </w:rPr>
-        <w:t xml:space="preserve"> </w:t>
-      </w:r>
-      <w:r>
-        <w:rPr>
-          <w:rFonts w:ascii="Times New Roman" w:hAnsi="Times New Roman"/>
-          <w:sz w:val="28"/>
-        </w:rPr>
-        <w:t>19</w:t>
-      </w:r>
-      <w:r>
-        <w:rPr>
-          <w:rFonts w:ascii="Times New Roman" w:hAnsi="Times New Roman"/>
-          <w:sz w:val="28"/>
-        </w:rPr>
-        <w:t xml:space="preserve"> tháng</w:t>
-      </w:r>
-      <w:r>
-        <w:rPr>
-          <w:rFonts w:ascii="Times New Roman" w:hAnsi="Times New Roman"/>
-          <w:sz w:val="28"/>
-        </w:rPr>
-        <w:t xml:space="preserve"> </w:t>
-      </w:r>
-      <w:r>
-        <w:rPr>
-          <w:rFonts w:ascii="Times New Roman" w:hAnsi="Times New Roman"/>
-          <w:sz w:val="28"/>
-        </w:rPr>
-        <w:t>04</w:t>
-      </w:r>
-      <w:r>
-        <w:rPr>
-          <w:rFonts w:ascii="Times New Roman" w:hAnsi="Times New Roman"/>
-          <w:sz w:val="28"/>
-        </w:rPr>
-        <w:t xml:space="preserve"> n</w:t>
-      </w:r>
-      <w:r>
-        <w:rPr>
-          <w:rFonts w:ascii="Times New Roman" w:hAnsi="Times New Roman"/>
-          <w:sz w:val="28"/>
-        </w:rPr>
-        <w:t>ăm</w:t>
-      </w:r>
-      <w:r>
-        <w:rPr>
-          <w:rFonts w:ascii="Times New Roman" w:hAnsi="Times New Roman"/>
-          <w:sz w:val="28"/>
-        </w:rPr>
-        <w:t xml:space="preserve"> </w:t>
-      </w:r>
-      <w:r>
-        <w:rPr>
-          <w:rFonts w:ascii="Times New Roman" w:hAnsi="Times New Roman"/>
-          <w:sz w:val="28"/>
-        </w:rPr>
-        <w:t>2024</w:t>
-      </w:r>
-      <w:r>
-        <w:rPr>
-          <w:rFonts w:ascii="Times New Roman" w:hAnsi="Times New Roman"/>
-          <w:sz w:val="28"/>
-        </w:rPr>
-        <w:t xml:space="preserve"> của </w:t>
-      </w:r>
-      <w:r>
-        <w:rPr>
-          <w:rFonts w:ascii="Times New Roman" w:hAnsi="Times New Roman"/>
-          <w:sz w:val="28"/>
-        </w:rPr>
-        <w:t>Viện Y học ứng dụng Việt Nam</w:t>
+        <w:t>Căn cứ Quyết định số: ……/QĐ-YHUD/{{NAM}} ngày …… tháng …… năm {{NAM}} của {{DON_VI_CHU_TRI}}</w:t>
       </w:r>
       <w:r>
         <w:rPr>
@@ -628,60 +508,7 @@
           <w:sz w:val="28"/>
           <w:lang w:val="en-US"/>
         </w:rPr>
-        <w:t xml:space="preserve">- </w:t>
-      </w:r>
-      <w:r>
-        <w:rPr>
-          <w:rFonts w:ascii="Times New Roman" w:hAnsi="Times New Roman"/>
-          <w:sz w:val="28"/>
-        </w:rPr>
-        <w:t xml:space="preserve">Thời gian: </w:t>
-      </w:r>
-      <w:r>
-        <w:rPr>
-          <w:rFonts w:ascii="Times New Roman" w:hAnsi="Times New Roman"/>
-          <w:sz w:val="28"/>
-          <w:lang w:val="en-US"/>
-        </w:rPr>
-        <w:t xml:space="preserve">ngày </w:t>
-      </w:r>
-      <w:r>
-        <w:rPr>
-          <w:rFonts w:ascii="Times New Roman" w:hAnsi="Times New Roman"/>
-          <w:sz w:val="28"/>
-        </w:rPr>
-        <w:t xml:space="preserve">25 </w:t>
-      </w:r>
-      <w:r>
-        <w:rPr>
-          <w:rFonts w:ascii="Times New Roman" w:hAnsi="Times New Roman"/>
-          <w:sz w:val="28"/>
-          <w:lang w:val="en-US"/>
-        </w:rPr>
-        <w:t xml:space="preserve">tháng </w:t>
-      </w:r>
-      <w:r>
-        <w:rPr>
-          <w:rFonts w:ascii="Times New Roman" w:hAnsi="Times New Roman"/>
-          <w:sz w:val="28"/>
-        </w:rPr>
-        <w:t xml:space="preserve">04 </w:t>
-      </w:r>
-      <w:r>
-        <w:rPr>
-          <w:rFonts w:ascii="Times New Roman" w:hAnsi="Times New Roman"/>
-          <w:sz w:val="28"/>
-          <w:lang w:val="en-US"/>
-        </w:rPr>
-        <w:t xml:space="preserve">năm </w:t>
-      </w:r>
-      <w:r>
-        <w:rPr>
-          <w:rFonts w:ascii="Times New Roman" w:hAnsi="Times New Roman"/>
-          <w:sz w:val="28"/>
-          <w:lang w:val="en-US"/>
-        </w:rPr>
-        <w:t>2024</w:t>
+        <w:t>- Thời gian: ngày …… tháng …… năm {{NAM}}</w:t>
       </w:r>
     </w:p>
     <w:p>
@@ -906,28 +733,7 @@
           <w:rFonts w:ascii="Times New Roman" w:hAnsi="Times New Roman"/>
           <w:sz w:val="28"/>
         </w:rPr>
-        <w:t xml:space="preserve">- </w:t>
-      </w:r>
-      <w:r>
-        <w:rPr>
-          <w:rFonts w:ascii="Times New Roman" w:hAnsi="Times New Roman"/>
-          <w:sz w:val="28"/>
-        </w:rPr>
-        <w:t xml:space="preserve">Chủ tịch Hội đồng: </w:t>
-      </w:r>
-      <w:r>
-        <w:rPr>
-          <w:rFonts w:ascii="Times New Roman" w:hAnsi="Times New Roman"/>
-          <w:sz w:val="28"/>
-        </w:rPr>
-        <w:t xml:space="preserve">PGs. Ts. </w:t>
-      </w:r>
-      <w:r>
-        <w:rPr>
-          <w:rFonts w:ascii="Times New Roman" w:hAnsi="Times New Roman"/>
-          <w:sz w:val="28"/>
-        </w:rPr>
-        <w:t>Hoàng Thị Thanh</w:t>
+        <w:t>- Chủ tịch Hội đồng: {{CHU_TICH_HD_DAO_DUC}}</w:t>
       </w:r>
     </w:p>
     <w:p>
@@ -1715,6 +1521,7 @@
           <w:rFonts w:ascii="Times New Roman" w:hAnsi="Times New Roman"/>
           <w:sz w:val="28"/>
         </w:rPr>
+        <w:lastRenderedPageBreak/>
         <w:t xml:space="preserve">3. Kết quả đánh giá khía cạnh đạo đức của nghiên cứu: </w:t>
       </w:r>
     </w:p>
@@ -3094,18 +2901,18 @@
 </file>
 
 <file path=customXml/item1.xml><?xml version="1.0" encoding="utf-8"?>
-<p:properties xmlns:p="http://schemas.microsoft.com/office/2006/metadata/properties" xmlns:xsi="http://www.w3.org/2001/XMLSchema-instance" xmlns:pc="http://schemas.microsoft.com/office/infopath/2007/PartnerControls">
-  <documentManagement/>
-</p:properties>
-</file>
-
-<file path=customXml/item2.xml><?xml version="1.0" encoding="utf-8"?>
 <?mso-contentType ?>
 <FormTemplates xmlns="http://schemas.microsoft.com/sharepoint/v3/contenttype/forms">
   <Display>DocumentLibraryForm</Display>
   <Edit>DocumentLibraryForm</Edit>
   <New>DocumentLibraryForm</New>
 </FormTemplates>
+</file>
+
+<file path=customXml/item2.xml><?xml version="1.0" encoding="utf-8"?>
+<p:properties xmlns:p="http://schemas.microsoft.com/office/2006/metadata/properties" xmlns:xsi="http://www.w3.org/2001/XMLSchema-instance" xmlns:pc="http://schemas.microsoft.com/office/infopath/2007/PartnerControls">
+  <documentManagement/>
+</p:properties>
 </file>
 
 <file path=customXml/item3.xml><?xml version="1.0" encoding="utf-8"?>
@@ -3223,18 +3030,18 @@
 </file>
 
 <file path=customXml/itemProps1.xml><?xml version="1.0" encoding="utf-8"?>
-<ds:datastoreItem xmlns:ds="http://schemas.openxmlformats.org/officeDocument/2006/customXml" ds:itemID="{0CF39B12-9609-4D06-9F61-7ACE48D64AE3}">
+<ds:datastoreItem xmlns:ds="http://schemas.openxmlformats.org/officeDocument/2006/customXml" ds:itemID="{5AA2DBFC-1BE0-4951-A12C-14D5712A0666}">
   <ds:schemaRefs>
-    <ds:schemaRef ds:uri="http://schemas.microsoft.com/office/2006/metadata/properties"/>
-    <ds:schemaRef ds:uri="http://schemas.microsoft.com/office/infopath/2007/PartnerControls"/>
+    <ds:schemaRef ds:uri="http://schemas.microsoft.com/sharepoint/v3/contenttype/forms"/>
   </ds:schemaRefs>
 </ds:datastoreItem>
 </file>
 
 <file path=customXml/itemProps2.xml><?xml version="1.0" encoding="utf-8"?>
-<ds:datastoreItem xmlns:ds="http://schemas.openxmlformats.org/officeDocument/2006/customXml" ds:itemID="{5AA2DBFC-1BE0-4951-A12C-14D5712A0666}">
+<ds:datastoreItem xmlns:ds="http://schemas.openxmlformats.org/officeDocument/2006/customXml" ds:itemID="{0CF39B12-9609-4D06-9F61-7ACE48D64AE3}">
   <ds:schemaRefs>
-    <ds:schemaRef ds:uri="http://schemas.microsoft.com/sharepoint/v3/contenttype/forms"/>
+    <ds:schemaRef ds:uri="http://schemas.microsoft.com/office/2006/metadata/properties"/>
+    <ds:schemaRef ds:uri="http://schemas.microsoft.com/office/infopath/2007/PartnerControls"/>
   </ds:schemaRefs>
 </ds:datastoreItem>
 </file>
